--- a/trabalho2.docx
+++ b/trabalho2.docx
@@ -528,6 +528,1522 @@
           <w:rFonts w:ascii="Times New Roman" w:hAnsi="Times New Roman" w:cs="Times New Roman"/>
         </w:rPr>
       </w:pPr>
+    </w:p>
+    <w:p>
+      <w:pPr>
+        <w:pStyle w:val="PargrafodaLista"/>
+        <w:numPr>
+          <w:ilvl w:val="0"/>
+          <w:numId w:val="5"/>
+        </w:numPr>
+        <w:pBdr>
+          <w:bottom w:val="single" w:sz="8" w:space="1" w:color="auto"/>
+        </w:pBdr>
+      </w:pPr>
+      <w:r>
+        <w:t>Tratamento e criação das consultas necessárias</w:t>
+      </w:r>
+    </w:p>
+    <w:p>
+      <w:r>
+        <w:t>Em primeiro lugar, os dados descarregados foram tratados e formatados para dispor das informações necessárias para alimentar o modelo. Assim, foram realizadas as seguintes operações</w:t>
+      </w:r>
+    </w:p>
+    <w:p>
+      <w:pPr>
+        <w:rPr>
+          <w:b/>
+          <w:bCs/>
+          <w:u w:val="single"/>
+        </w:rPr>
+      </w:pPr>
+      <w:r>
+        <w:rPr>
+          <w:b/>
+          <w:bCs/>
+          <w:u w:val="single"/>
+        </w:rPr>
+        <w:t xml:space="preserve">Tabela </w:t>
+      </w:r>
+      <w:proofErr w:type="spellStart"/>
+      <w:r>
+        <w:rPr>
+          <w:b/>
+          <w:bCs/>
+          <w:u w:val="single"/>
+        </w:rPr>
+        <w:t>bihorario_potencia</w:t>
+      </w:r>
+      <w:proofErr w:type="spellEnd"/>
+      <w:r>
+        <w:rPr>
+          <w:b/>
+          <w:bCs/>
+          <w:u w:val="single"/>
+        </w:rPr>
+        <w:t>:</w:t>
+      </w:r>
+      <w:r>
+        <w:t xml:space="preserve"> (não será carregada no espaço de visualizações)</w:t>
+      </w:r>
+    </w:p>
+    <w:p>
+      <w:pPr>
+        <w:pStyle w:val="PargrafodaLista"/>
+        <w:numPr>
+          <w:ilvl w:val="0"/>
+          <w:numId w:val="4"/>
+        </w:numPr>
+      </w:pPr>
+      <w:r>
+        <w:t xml:space="preserve">Transformou-se para formato LONG, fazendo </w:t>
+      </w:r>
+      <w:proofErr w:type="spellStart"/>
+      <w:r>
+        <w:t>unpivot</w:t>
+      </w:r>
+      <w:proofErr w:type="spellEnd"/>
+      <w:r>
+        <w:t xml:space="preserve"> para todas as colunas que não eram o comercializador;</w:t>
+      </w:r>
+    </w:p>
+    <w:p>
+      <w:pPr>
+        <w:pStyle w:val="PargrafodaLista"/>
+        <w:numPr>
+          <w:ilvl w:val="0"/>
+          <w:numId w:val="4"/>
+        </w:numPr>
+      </w:pPr>
+      <w:r>
+        <w:t>Duplicou-se a coluna “atributo”, e, em seguida, separou-se esta nova coluna por um valor definido (KVA) permitindo obter:</w:t>
+      </w:r>
+    </w:p>
+    <w:p>
+      <w:pPr>
+        <w:pStyle w:val="PargrafodaLista"/>
+        <w:numPr>
+          <w:ilvl w:val="1"/>
+          <w:numId w:val="4"/>
+        </w:numPr>
+      </w:pPr>
+      <w:r>
+        <w:t>a coluna “potência” em kVA;</w:t>
+      </w:r>
+    </w:p>
+    <w:p>
+      <w:pPr>
+        <w:pStyle w:val="PargrafodaLista"/>
+        <w:numPr>
+          <w:ilvl w:val="1"/>
+          <w:numId w:val="4"/>
+        </w:numPr>
+      </w:pPr>
+      <w:r>
+        <w:t xml:space="preserve">a coluna “custos” (tanto o €/dia associado á potência como o €/kW associado aos períodos de vazio ou não vazio); </w:t>
+      </w:r>
+    </w:p>
+    <w:p>
+      <w:pPr>
+        <w:pStyle w:val="PargrafodaLista"/>
+        <w:numPr>
+          <w:ilvl w:val="0"/>
+          <w:numId w:val="4"/>
+        </w:numPr>
+      </w:pPr>
+      <w:proofErr w:type="spellStart"/>
+      <w:r>
+        <w:t>Inseriou-se</w:t>
+      </w:r>
+      <w:proofErr w:type="spellEnd"/>
+      <w:r>
+        <w:t xml:space="preserve"> uma nova coluna “TIPO”, com a descrição do tarifário (</w:t>
+      </w:r>
+      <w:proofErr w:type="spellStart"/>
+      <w:r>
+        <w:t>BI-HORáRIO</w:t>
+      </w:r>
+      <w:proofErr w:type="spellEnd"/>
+      <w:r>
+        <w:t>) e transformou-se para tipo “texto”;</w:t>
+      </w:r>
+    </w:p>
+    <w:p>
+      <w:pPr>
+        <w:pStyle w:val="PargrafodaLista"/>
+        <w:numPr>
+          <w:ilvl w:val="0"/>
+          <w:numId w:val="4"/>
+        </w:numPr>
+      </w:pPr>
+      <w:r>
+        <w:t>Alterou-se o tipo de dados da coluna “valor” para decimal e removeram-se os erros (empresas que não oferecem serviço para esse valor);</w:t>
+      </w:r>
+    </w:p>
+    <w:p>
+      <w:pPr>
+        <w:rPr>
+          <w:b/>
+          <w:bCs/>
+          <w:u w:val="single"/>
+        </w:rPr>
+      </w:pPr>
+      <w:r>
+        <w:rPr>
+          <w:b/>
+          <w:bCs/>
+          <w:u w:val="single"/>
+        </w:rPr>
+        <w:t xml:space="preserve">Tabela </w:t>
+      </w:r>
+      <w:proofErr w:type="spellStart"/>
+      <w:r>
+        <w:rPr>
+          <w:b/>
+          <w:bCs/>
+          <w:u w:val="single"/>
+        </w:rPr>
+        <w:t>simples_potencia</w:t>
+      </w:r>
+      <w:proofErr w:type="spellEnd"/>
+      <w:r>
+        <w:rPr>
+          <w:b/>
+          <w:bCs/>
+          <w:u w:val="single"/>
+        </w:rPr>
+        <w:t>:</w:t>
+      </w:r>
+      <w:r>
+        <w:t xml:space="preserve"> (não será carregada no espaço de visualizações)</w:t>
+      </w:r>
+    </w:p>
+    <w:p>
+      <w:pPr>
+        <w:pStyle w:val="PargrafodaLista"/>
+        <w:numPr>
+          <w:ilvl w:val="0"/>
+          <w:numId w:val="4"/>
+        </w:numPr>
+      </w:pPr>
+      <w:r>
+        <w:t>Foram realizadas as mesmas alterações, com duas únicas exceções:</w:t>
+      </w:r>
+    </w:p>
+    <w:p>
+      <w:pPr>
+        <w:pStyle w:val="PargrafodaLista"/>
+        <w:numPr>
+          <w:ilvl w:val="1"/>
+          <w:numId w:val="4"/>
+        </w:numPr>
+      </w:pPr>
+      <w:r>
+        <w:t>No TIPO inseriu-se “SIMPLES”;</w:t>
+      </w:r>
+    </w:p>
+    <w:p>
+      <w:pPr>
+        <w:pStyle w:val="PargrafodaLista"/>
+        <w:numPr>
+          <w:ilvl w:val="1"/>
+          <w:numId w:val="4"/>
+        </w:numPr>
+      </w:pPr>
+      <w:r>
+        <w:lastRenderedPageBreak/>
+        <w:t>A coluna custos tem dois únicos valores: €/dia associado à potência, e o €/kW aplicado em todas as horas do dia.</w:t>
+      </w:r>
+    </w:p>
+    <w:p>
+      <w:r>
+        <w:rPr>
+          <w:b/>
+          <w:bCs/>
+          <w:u w:val="single"/>
+        </w:rPr>
+        <w:t>Tabela TARIFARIO:</w:t>
+      </w:r>
+      <w:r>
+        <w:t xml:space="preserve"> Assegurada a harmonização das duas anteriores, foram juntadas numa tabela só.</w:t>
+      </w:r>
+    </w:p>
+    <w:p>
+      <w:r>
+        <w:rPr>
+          <w:b/>
+          <w:bCs/>
+          <w:u w:val="single"/>
+        </w:rPr>
+        <w:t xml:space="preserve">Tabela </w:t>
+      </w:r>
+      <w:proofErr w:type="spellStart"/>
+      <w:r>
+        <w:rPr>
+          <w:b/>
+          <w:bCs/>
+          <w:u w:val="single"/>
+        </w:rPr>
+        <w:t>perfis_consumo</w:t>
+      </w:r>
+      <w:proofErr w:type="spellEnd"/>
+      <w:r>
+        <w:rPr>
+          <w:b/>
+          <w:bCs/>
+          <w:u w:val="single"/>
+        </w:rPr>
+        <w:t>.</w:t>
+      </w:r>
+      <w:r>
+        <w:t xml:space="preserve"> No </w:t>
+      </w:r>
+      <w:proofErr w:type="spellStart"/>
+      <w:r>
+        <w:t>powerquery</w:t>
+      </w:r>
+      <w:proofErr w:type="spellEnd"/>
+      <w:r>
+        <w:t>, inseriu-se uma nova consulta em branco, mais especificamente a partir da opção “introduzir dados”. Esta tabela foi preenchida manualmente com três perfis inventados, descritos na tabela 1</w:t>
+      </w:r>
+    </w:p>
+    <w:tbl>
+      <w:tblPr>
+        <w:tblStyle w:val="TabelacomGrelha"/>
+        <w:tblW w:w="0" w:type="auto"/>
+        <w:tblLook w:val="04A0" w:firstRow="1" w:lastRow="0" w:firstColumn="1" w:lastColumn="0" w:noHBand="0" w:noVBand="1"/>
+      </w:tblPr>
+      <w:tblGrid>
+        <w:gridCol w:w="2831"/>
+        <w:gridCol w:w="2831"/>
+        <w:gridCol w:w="2832"/>
+      </w:tblGrid>
+      <w:tr>
+        <w:tc>
+          <w:tcPr>
+            <w:tcW w:w="2831" w:type="dxa"/>
+          </w:tcPr>
+          <w:p>
+            <w:r>
+              <w:t>Utilizador</w:t>
+            </w:r>
+          </w:p>
+        </w:tc>
+        <w:tc>
+          <w:tcPr>
+            <w:tcW w:w="2831" w:type="dxa"/>
+          </w:tcPr>
+          <w:p>
+            <w:r>
+              <w:t>Fora de vazio</w:t>
+            </w:r>
+          </w:p>
+        </w:tc>
+        <w:tc>
+          <w:tcPr>
+            <w:tcW w:w="2832" w:type="dxa"/>
+          </w:tcPr>
+          <w:p>
+            <w:r>
+              <w:t>Vazio</w:t>
+            </w:r>
+          </w:p>
+        </w:tc>
+      </w:tr>
+      <w:tr>
+        <w:tc>
+          <w:tcPr>
+            <w:tcW w:w="2831" w:type="dxa"/>
+          </w:tcPr>
+          <w:p>
+            <w:r>
+              <w:t>Uso equilibrado</w:t>
+            </w:r>
+          </w:p>
+        </w:tc>
+        <w:tc>
+          <w:tcPr>
+            <w:tcW w:w="2831" w:type="dxa"/>
+          </w:tcPr>
+          <w:p>
+            <w:r>
+              <w:t>0,5</w:t>
+            </w:r>
+          </w:p>
+        </w:tc>
+        <w:tc>
+          <w:tcPr>
+            <w:tcW w:w="2832" w:type="dxa"/>
+          </w:tcPr>
+          <w:p>
+            <w:r>
+              <w:t>0,5</w:t>
+            </w:r>
+          </w:p>
+        </w:tc>
+      </w:tr>
+      <w:tr>
+        <w:tc>
+          <w:tcPr>
+            <w:tcW w:w="2831" w:type="dxa"/>
+          </w:tcPr>
+          <w:p>
+            <w:r>
+              <w:t>Uso vazio</w:t>
+            </w:r>
+          </w:p>
+        </w:tc>
+        <w:tc>
+          <w:tcPr>
+            <w:tcW w:w="2831" w:type="dxa"/>
+          </w:tcPr>
+          <w:p>
+            <w:r>
+              <w:t>0,3</w:t>
+            </w:r>
+          </w:p>
+        </w:tc>
+        <w:tc>
+          <w:tcPr>
+            <w:tcW w:w="2832" w:type="dxa"/>
+          </w:tcPr>
+          <w:p>
+            <w:r>
+              <w:t>0,7</w:t>
+            </w:r>
+          </w:p>
+        </w:tc>
+      </w:tr>
+      <w:tr>
+        <w:tc>
+          <w:tcPr>
+            <w:tcW w:w="2831" w:type="dxa"/>
+          </w:tcPr>
+          <w:p>
+            <w:r>
+              <w:t>Uso diurno</w:t>
+            </w:r>
+          </w:p>
+        </w:tc>
+        <w:tc>
+          <w:tcPr>
+            <w:tcW w:w="2831" w:type="dxa"/>
+          </w:tcPr>
+          <w:p>
+            <w:r>
+              <w:t>0,7</w:t>
+            </w:r>
+          </w:p>
+        </w:tc>
+        <w:tc>
+          <w:tcPr>
+            <w:tcW w:w="2832" w:type="dxa"/>
+          </w:tcPr>
+          <w:p>
+            <w:r>
+              <w:t>0,3</w:t>
+            </w:r>
+          </w:p>
+        </w:tc>
+      </w:tr>
+    </w:tbl>
+    <w:p>
+      <w:r>
+        <w:t>Tabela 1</w:t>
+      </w:r>
+    </w:p>
+    <w:p/>
+    <w:p>
+      <w:proofErr w:type="spellStart"/>
+      <w:r>
+        <w:rPr>
+          <w:b/>
+          <w:bCs/>
+          <w:u w:val="single"/>
+        </w:rPr>
+        <w:t>preços_PT_OMIE</w:t>
+      </w:r>
+      <w:proofErr w:type="spellEnd"/>
+      <w:r>
+        <w:rPr>
+          <w:b/>
+          <w:bCs/>
+          <w:u w:val="single"/>
+        </w:rPr>
+        <w:t>:</w:t>
+      </w:r>
+      <w:r>
+        <w:t xml:space="preserve"> (não será carregada no espaço de visualizações)</w:t>
+      </w:r>
+    </w:p>
+    <w:p>
+      <w:pPr>
+        <w:pStyle w:val="PargrafodaLista"/>
+        <w:numPr>
+          <w:ilvl w:val="0"/>
+          <w:numId w:val="4"/>
+        </w:numPr>
+      </w:pPr>
+      <w:r>
+        <w:t xml:space="preserve">Alterar tipo da coluna </w:t>
+      </w:r>
+      <w:proofErr w:type="spellStart"/>
+      <w:r>
+        <w:t>Preco</w:t>
+      </w:r>
+      <w:proofErr w:type="spellEnd"/>
+      <w:r>
+        <w:t xml:space="preserve"> (para formato decimal). Contudo, está em </w:t>
+      </w:r>
+      <w:r>
+        <w:t>€/</w:t>
+      </w:r>
+      <w:proofErr w:type="spellStart"/>
+      <w:r>
+        <w:t>MWh</w:t>
+      </w:r>
+      <w:proofErr w:type="spellEnd"/>
+      <w:r>
+        <w:t xml:space="preserve">; </w:t>
+      </w:r>
+    </w:p>
+    <w:p>
+      <w:pPr>
+        <w:pStyle w:val="PargrafodaLista"/>
+        <w:numPr>
+          <w:ilvl w:val="0"/>
+          <w:numId w:val="4"/>
+        </w:numPr>
+      </w:pPr>
+      <w:r>
+        <w:t xml:space="preserve">Criar nova coluna </w:t>
+      </w:r>
+      <w:proofErr w:type="spellStart"/>
+      <w:r>
+        <w:t>Preco_kWh</w:t>
+      </w:r>
+      <w:proofErr w:type="spellEnd"/>
+      <w:r>
+        <w:t xml:space="preserve"> (dividindo a anterior por 1000). Agora esta em €/KWh;</w:t>
+      </w:r>
+    </w:p>
+    <w:p>
+      <w:r>
+        <w:t xml:space="preserve">Custos fixos: </w:t>
+      </w:r>
+    </w:p>
+    <w:p>
+      <w:r>
+        <w:t>Para calcular o valor final, existe um conjunto de parâmetros que devem ser considerados. Embora estes poderiam ser introduzidos manualmente na fórmula DAX a criar posteriormente, achou-se mais flexível criar uma tabela que permita armazenar e, caso seja necessário, atualizar os dados. A tabela tem as seguintes informações:</w:t>
+      </w:r>
+    </w:p>
+    <w:tbl>
+      <w:tblPr>
+        <w:tblStyle w:val="TabelacomGrelha"/>
+        <w:tblW w:w="0" w:type="auto"/>
+        <w:tblLook w:val="04A0" w:firstRow="1" w:lastRow="0" w:firstColumn="1" w:lastColumn="0" w:noHBand="0" w:noVBand="1"/>
+      </w:tblPr>
+      <w:tblGrid>
+        <w:gridCol w:w="2831"/>
+        <w:gridCol w:w="2831"/>
+        <w:gridCol w:w="2832"/>
+      </w:tblGrid>
+      <w:tr>
+        <w:tc>
+          <w:tcPr>
+            <w:tcW w:w="2831" w:type="dxa"/>
+          </w:tcPr>
+          <w:p>
+            <w:r>
+              <w:t>Nome</w:t>
+            </w:r>
+          </w:p>
+        </w:tc>
+        <w:tc>
+          <w:tcPr>
+            <w:tcW w:w="2831" w:type="dxa"/>
+          </w:tcPr>
+          <w:p>
+            <w:r>
+              <w:t>Valor</w:t>
+            </w:r>
+          </w:p>
+        </w:tc>
+        <w:tc>
+          <w:tcPr>
+            <w:tcW w:w="2832" w:type="dxa"/>
+          </w:tcPr>
+          <w:p>
+            <w:r>
+              <w:t>Tipo</w:t>
+            </w:r>
+          </w:p>
+        </w:tc>
+      </w:tr>
+      <w:tr>
+        <w:tc>
+          <w:tcPr>
+            <w:tcW w:w="2831" w:type="dxa"/>
+          </w:tcPr>
+          <w:p>
+            <w:r>
+              <w:t>CAV</w:t>
+            </w:r>
+          </w:p>
+        </w:tc>
+        <w:tc>
+          <w:tcPr>
+            <w:tcW w:w="2831" w:type="dxa"/>
+          </w:tcPr>
+          <w:p>
+            <w:r>
+              <w:t>2.85</w:t>
+            </w:r>
+          </w:p>
+        </w:tc>
+        <w:tc>
+          <w:tcPr>
+            <w:tcW w:w="2832" w:type="dxa"/>
+          </w:tcPr>
+          <w:p>
+            <w:r>
+              <w:t>Fixo</w:t>
+            </w:r>
+          </w:p>
+        </w:tc>
+      </w:tr>
+      <w:tr>
+        <w:tc>
+          <w:tcPr>
+            <w:tcW w:w="2831" w:type="dxa"/>
+          </w:tcPr>
+          <w:p>
+            <w:r>
+              <w:t>DGEG</w:t>
+            </w:r>
+          </w:p>
+        </w:tc>
+        <w:tc>
+          <w:tcPr>
+            <w:tcW w:w="2831" w:type="dxa"/>
+          </w:tcPr>
+          <w:p>
+            <w:r>
+              <w:t>0.07</w:t>
+            </w:r>
+          </w:p>
+        </w:tc>
+        <w:tc>
+          <w:tcPr>
+            <w:tcW w:w="2832" w:type="dxa"/>
+          </w:tcPr>
+          <w:p>
+            <w:r>
+              <w:t>Fixo</w:t>
+            </w:r>
+          </w:p>
+        </w:tc>
+      </w:tr>
+      <w:tr>
+        <w:tc>
+          <w:tcPr>
+            <w:tcW w:w="2831" w:type="dxa"/>
+          </w:tcPr>
+          <w:p>
+            <w:r>
+              <w:t>IEC</w:t>
+            </w:r>
+          </w:p>
+        </w:tc>
+        <w:tc>
+          <w:tcPr>
+            <w:tcW w:w="2831" w:type="dxa"/>
+          </w:tcPr>
+          <w:p>
+            <w:r>
+              <w:t>0.001</w:t>
+            </w:r>
+          </w:p>
+        </w:tc>
+        <w:tc>
+          <w:tcPr>
+            <w:tcW w:w="2832" w:type="dxa"/>
+          </w:tcPr>
+          <w:p>
+            <w:r>
+              <w:t>Por kWh</w:t>
+            </w:r>
+          </w:p>
+        </w:tc>
+      </w:tr>
+      <w:tr>
+        <w:tc>
+          <w:tcPr>
+            <w:tcW w:w="2831" w:type="dxa"/>
+          </w:tcPr>
+          <w:p>
+            <w:r>
+              <w:t>IVA_6</w:t>
+            </w:r>
+          </w:p>
+        </w:tc>
+        <w:tc>
+          <w:tcPr>
+            <w:tcW w:w="2831" w:type="dxa"/>
+          </w:tcPr>
+          <w:p>
+            <w:r>
+              <w:t>0.06</w:t>
+            </w:r>
+          </w:p>
+        </w:tc>
+        <w:tc>
+          <w:tcPr>
+            <w:tcW w:w="2832" w:type="dxa"/>
+          </w:tcPr>
+          <w:p>
+            <w:r>
+              <w:t>Até 200</w:t>
+            </w:r>
+          </w:p>
+        </w:tc>
+      </w:tr>
+      <w:tr>
+        <w:tc>
+          <w:tcPr>
+            <w:tcW w:w="2831" w:type="dxa"/>
+          </w:tcPr>
+          <w:p>
+            <w:r>
+              <w:t>IVA_23</w:t>
+            </w:r>
+          </w:p>
+        </w:tc>
+        <w:tc>
+          <w:tcPr>
+            <w:tcW w:w="2831" w:type="dxa"/>
+          </w:tcPr>
+          <w:p>
+            <w:r>
+              <w:t>0.23</w:t>
+            </w:r>
+          </w:p>
+        </w:tc>
+        <w:tc>
+          <w:tcPr>
+            <w:tcW w:w="2832" w:type="dxa"/>
+          </w:tcPr>
+          <w:p>
+            <w:r>
+              <w:t>Acima</w:t>
+            </w:r>
+          </w:p>
+        </w:tc>
+      </w:tr>
+    </w:tbl>
+    <w:p/>
+    <w:p>
+      <w:pPr>
+        <w:pStyle w:val="PargrafodaLista"/>
+        <w:numPr>
+          <w:ilvl w:val="0"/>
+          <w:numId w:val="5"/>
+        </w:numPr>
+        <w:pBdr>
+          <w:bottom w:val="single" w:sz="8" w:space="1" w:color="auto"/>
+        </w:pBdr>
+      </w:pPr>
+      <w:r>
+        <w:t>Definição das opções a escolher pelo utilizador</w:t>
+      </w:r>
+    </w:p>
+    <w:p>
+      <w:r>
+        <w:t>Esta epígrafe descreve a construção das opções que serão disponibilizadas ao utilizador para fazer as suas simulações. Para tal, parte-se:</w:t>
+      </w:r>
+    </w:p>
+    <w:p>
+      <w:pPr>
+        <w:pStyle w:val="PargrafodaLista"/>
+        <w:numPr>
+          <w:ilvl w:val="0"/>
+          <w:numId w:val="4"/>
+        </w:numPr>
+      </w:pPr>
+      <w:r>
+        <w:t xml:space="preserve">Das consultas previamente descritas, designadamente: </w:t>
+      </w:r>
+    </w:p>
+    <w:p>
+      <w:pPr>
+        <w:pStyle w:val="PargrafodaLista"/>
+        <w:numPr>
+          <w:ilvl w:val="1"/>
+          <w:numId w:val="4"/>
+        </w:numPr>
+      </w:pPr>
+      <w:r>
+        <w:lastRenderedPageBreak/>
+        <w:t xml:space="preserve">TARIFARIO: Servirá para perceber os valores fixos e variáveis associados a cada empresa e a cada tipo de tarifa. Alimentará um </w:t>
+      </w:r>
+      <w:proofErr w:type="spellStart"/>
+      <w:r>
+        <w:t>slicer</w:t>
+      </w:r>
+      <w:proofErr w:type="spellEnd"/>
+      <w:r>
+        <w:t>: Potência contratada;</w:t>
+      </w:r>
+    </w:p>
+    <w:p>
+      <w:pPr>
+        <w:pStyle w:val="PargrafodaLista"/>
+        <w:numPr>
+          <w:ilvl w:val="1"/>
+          <w:numId w:val="4"/>
+        </w:numPr>
+      </w:pPr>
+      <w:r>
+        <w:t xml:space="preserve">PERFIL DE CONSUMO: Servirá para alimentar um segundo </w:t>
+      </w:r>
+      <w:proofErr w:type="spellStart"/>
+      <w:r>
+        <w:t>slicer</w:t>
+      </w:r>
+      <w:proofErr w:type="spellEnd"/>
+      <w:r>
+        <w:t xml:space="preserve">, a partir do qual poderemos determinar parâmetros para o cálculo de horas de vazio e de fora de vazio </w:t>
+      </w:r>
+      <w:r>
+        <w:rPr>
+          <w:highlight w:val="yellow"/>
+        </w:rPr>
+        <w:t>[MEDIDAS 1 e 2]</w:t>
+      </w:r>
+    </w:p>
+    <w:p>
+      <w:pPr>
+        <w:pStyle w:val="PargrafodaLista"/>
+        <w:numPr>
+          <w:ilvl w:val="0"/>
+          <w:numId w:val="4"/>
+        </w:numPr>
+      </w:pPr>
+      <w:r>
+        <w:t>De um novo elemento: a inserção de um parâmetro contínuo, inserido desde a aba “modelação”, que terá por objetivo escolher o consumo, e que irá criar:</w:t>
+      </w:r>
+    </w:p>
+    <w:p>
+      <w:pPr>
+        <w:pStyle w:val="PargrafodaLista"/>
+        <w:numPr>
+          <w:ilvl w:val="1"/>
+          <w:numId w:val="4"/>
+        </w:numPr>
+      </w:pPr>
+      <w:r>
+        <w:t xml:space="preserve">Um </w:t>
+      </w:r>
+      <w:proofErr w:type="spellStart"/>
+      <w:r>
+        <w:t>slicer</w:t>
+      </w:r>
+      <w:proofErr w:type="spellEnd"/>
+      <w:r>
+        <w:t xml:space="preserve"> do tipo contínuo, que permitirá escolher os valores armazenados em:</w:t>
+      </w:r>
+    </w:p>
+    <w:p>
+      <w:pPr>
+        <w:pStyle w:val="PargrafodaLista"/>
+        <w:numPr>
+          <w:ilvl w:val="1"/>
+          <w:numId w:val="4"/>
+        </w:numPr>
+      </w:pPr>
+      <w:r>
+        <w:t xml:space="preserve">Coluna </w:t>
+      </w:r>
+      <w:proofErr w:type="spellStart"/>
+      <w:r>
+        <w:t>ConsumoMensal_kWh</w:t>
+      </w:r>
+      <w:proofErr w:type="spellEnd"/>
+      <w:r>
+        <w:t>, da tabela com o mesmo nome, configurada segundo as opções apresentadas na figura 1:</w:t>
+      </w:r>
+    </w:p>
+    <w:p>
+      <w:pPr>
+        <w:pStyle w:val="PargrafodaLista"/>
+        <w:ind w:left="1440"/>
+      </w:pPr>
+    </w:p>
+    <w:p>
+      <w:pPr>
+        <w:pStyle w:val="PargrafodaLista"/>
+        <w:ind w:left="1440"/>
+      </w:pPr>
+    </w:p>
+    <w:p>
+      <w:pPr>
+        <w:pStyle w:val="PargrafodaLista"/>
+        <w:ind w:left="1440"/>
+      </w:pPr>
+      <w:r>
+        <w:rPr>
+          <w:noProof/>
+        </w:rPr>
+        <w:drawing>
+          <wp:inline distT="0" distB="0" distL="0" distR="0" wp14:anchorId="1AED848C" wp14:editId="2502B60B">
+            <wp:extent cx="3733800" cy="3702187"/>
+            <wp:effectExtent l="0" t="0" r="0" b="0"/>
+            <wp:docPr id="1910925702" name="Imagen 1" descr="Interfaz de usuario gráfica, Tabla&#10;&#10;El contenido generado por IA puede ser incorrecto."/>
+            <wp:cNvGraphicFramePr>
+              <a:graphicFrameLocks xmlns:a="http://schemas.openxmlformats.org/drawingml/2006/main" noChangeAspect="1"/>
+            </wp:cNvGraphicFramePr>
+            <a:graphic xmlns:a="http://schemas.openxmlformats.org/drawingml/2006/main">
+              <a:graphicData uri="http://schemas.openxmlformats.org/drawingml/2006/picture">
+                <pic:pic xmlns:pic="http://schemas.openxmlformats.org/drawingml/2006/picture">
+                  <pic:nvPicPr>
+                    <pic:cNvPr id="1910925702" name="Imagen 1" descr="Interfaz de usuario gráfica, Tabla&#10;&#10;El contenido generado por IA puede ser incorrecto."/>
+                    <pic:cNvPicPr/>
+                  </pic:nvPicPr>
+                  <pic:blipFill>
+                    <a:blip r:embed="rId12"/>
+                    <a:stretch>
+                      <a:fillRect/>
+                    </a:stretch>
+                  </pic:blipFill>
+                  <pic:spPr>
+                    <a:xfrm>
+                      <a:off x="0" y="0"/>
+                      <a:ext cx="3736385" cy="3704750"/>
+                    </a:xfrm>
+                    <a:prstGeom prst="rect">
+                      <a:avLst/>
+                    </a:prstGeom>
+                  </pic:spPr>
+                </pic:pic>
+              </a:graphicData>
+            </a:graphic>
+          </wp:inline>
+        </w:drawing>
+      </w:r>
+    </w:p>
+    <w:p>
+      <w:r>
+        <w:t xml:space="preserve">Figura 1: definição dos consumos a serem escolhidos pelo utilizador. </w:t>
+      </w:r>
+    </w:p>
+    <w:p>
+      <w:pPr>
+        <w:pStyle w:val="PargrafodaLista"/>
+        <w:numPr>
+          <w:ilvl w:val="0"/>
+          <w:numId w:val="5"/>
+        </w:numPr>
+        <w:pBdr>
+          <w:bottom w:val="single" w:sz="8" w:space="1" w:color="auto"/>
+        </w:pBdr>
+      </w:pPr>
+      <w:r>
+        <w:t xml:space="preserve">Criação da tabela de resultados. </w:t>
+      </w:r>
+    </w:p>
+    <w:p>
+      <w:pPr>
+        <w:pStyle w:val="PargrafodaLista"/>
+      </w:pPr>
+      <w:r>
+        <w:t>Com base nas escolhas, a tabela apresenta os seguintes dados:</w:t>
+      </w:r>
+    </w:p>
+    <w:p>
+      <w:pPr>
+        <w:pStyle w:val="PargrafodaLista"/>
+      </w:pPr>
+    </w:p>
+    <w:p>
+      <w:pPr>
+        <w:pStyle w:val="PargrafodaLista"/>
+        <w:numPr>
+          <w:ilvl w:val="1"/>
+          <w:numId w:val="5"/>
+        </w:numPr>
+      </w:pPr>
+      <w:r>
+        <w:t>Comercializador, retirado diretamente da tabela “TARIFARIOS”;</w:t>
+      </w:r>
+    </w:p>
+    <w:p>
+      <w:pPr>
+        <w:pStyle w:val="PargrafodaLista"/>
+        <w:numPr>
+          <w:ilvl w:val="1"/>
+          <w:numId w:val="5"/>
+        </w:numPr>
+      </w:pPr>
+      <w:r>
+        <w:t xml:space="preserve">Potência, que é filtrado a partir do </w:t>
+      </w:r>
+      <w:proofErr w:type="spellStart"/>
+      <w:r>
+        <w:t>slicer</w:t>
+      </w:r>
+      <w:proofErr w:type="spellEnd"/>
+      <w:r>
+        <w:t xml:space="preserve"> referido em cima;</w:t>
+      </w:r>
+    </w:p>
+    <w:p>
+      <w:pPr>
+        <w:pStyle w:val="PargrafodaLista"/>
+        <w:numPr>
+          <w:ilvl w:val="1"/>
+          <w:numId w:val="5"/>
+        </w:numPr>
+      </w:pPr>
+      <w:r>
+        <w:lastRenderedPageBreak/>
+        <w:t>Tipo de tarifário (</w:t>
+      </w:r>
+      <w:proofErr w:type="spellStart"/>
+      <w:r>
+        <w:t>bi-horário</w:t>
+      </w:r>
+      <w:proofErr w:type="spellEnd"/>
+      <w:r>
+        <w:t>, simples, apresentando cada uma das opções que o comercializador tem para a potência escolhida);</w:t>
+      </w:r>
+    </w:p>
+    <w:p>
+      <w:pPr>
+        <w:pStyle w:val="PargrafodaLista"/>
+        <w:numPr>
+          <w:ilvl w:val="1"/>
+          <w:numId w:val="5"/>
+        </w:numPr>
+      </w:pPr>
+      <w:r>
+        <w:t>Preço, que se obtém da seguinte forma:</w:t>
+      </w:r>
+    </w:p>
+    <w:p>
+      <w:pPr>
+        <w:pStyle w:val="PargrafodaLista"/>
+        <w:numPr>
+          <w:ilvl w:val="2"/>
+          <w:numId w:val="5"/>
+        </w:numPr>
+        <w:rPr>
+          <w:highlight w:val="yellow"/>
+        </w:rPr>
+      </w:pPr>
+      <w:r>
+        <w:t xml:space="preserve">Primeiro, de duas colunas calculadas. </w:t>
+      </w:r>
+      <w:r>
+        <w:t xml:space="preserve">Uma delas, </w:t>
+      </w:r>
+      <w:proofErr w:type="spellStart"/>
+      <w:r>
+        <w:t>Preco_Base_kWh</w:t>
+      </w:r>
+      <w:proofErr w:type="spellEnd"/>
+      <w:r>
+        <w:t xml:space="preserve">, extrai os preços da energia (por kWh) para os tarifários Simples e </w:t>
+      </w:r>
+      <w:proofErr w:type="spellStart"/>
+      <w:r>
+        <w:t>Bi-horário</w:t>
+      </w:r>
+      <w:proofErr w:type="spellEnd"/>
+      <w:r>
+        <w:t xml:space="preserve"> (Vazio e Não Vazio). A outra, </w:t>
+      </w:r>
+      <w:proofErr w:type="spellStart"/>
+      <w:r>
+        <w:t>Preco_Potencia_Dia</w:t>
+      </w:r>
+      <w:proofErr w:type="spellEnd"/>
+      <w:r>
+        <w:t>, isola o custo fixo da potência contratada por dia.</w:t>
+      </w:r>
+      <w:r>
+        <w:t xml:space="preserve"> </w:t>
+      </w:r>
+      <w:r>
+        <w:rPr>
+          <w:highlight w:val="yellow"/>
+        </w:rPr>
+        <w:t>[COLUNAS CALCULADAS 1 e 2]</w:t>
+      </w:r>
+    </w:p>
+    <w:p>
+      <w:pPr>
+        <w:pStyle w:val="PargrafodaLista"/>
+        <w:numPr>
+          <w:ilvl w:val="2"/>
+          <w:numId w:val="5"/>
+        </w:numPr>
+      </w:pPr>
+      <w:r>
+        <w:t xml:space="preserve">Em seguida, a medida </w:t>
+      </w:r>
+      <w:proofErr w:type="spellStart"/>
+      <w:r>
+        <w:t>Custo_Total_Dinamico</w:t>
+      </w:r>
+      <w:proofErr w:type="spellEnd"/>
+      <w:r>
+        <w:t xml:space="preserve"> combina estes preços base com os parâmetros de escolha do utilizador</w:t>
+      </w:r>
+      <w:r>
+        <w:t xml:space="preserve"> (previamente referidos) bem como dos custos fixos da potência e dos impostos (retirados da tabela definida no início). </w:t>
+      </w:r>
+      <w:r>
+        <w:rPr>
+          <w:highlight w:val="yellow"/>
+        </w:rPr>
+        <w:t xml:space="preserve">[MEDIDA </w:t>
+      </w:r>
+      <w:r>
+        <w:rPr>
+          <w:highlight w:val="yellow"/>
+        </w:rPr>
+        <w:t>2</w:t>
+      </w:r>
+      <w:r>
+        <w:rPr>
+          <w:highlight w:val="yellow"/>
+        </w:rPr>
+        <w:t>]</w:t>
+      </w:r>
+    </w:p>
+    <w:p>
+      <w:r>
+        <w:t>Em termos de tratamento visual, foram acrescentadas duas formatações condicionais:</w:t>
+      </w:r>
+    </w:p>
+    <w:p>
+      <w:pPr>
+        <w:pStyle w:val="PargrafodaLista"/>
+        <w:numPr>
+          <w:ilvl w:val="0"/>
+          <w:numId w:val="4"/>
+        </w:numPr>
+      </w:pPr>
+      <w:r>
+        <w:t>Ao preço final, apresentado a verde quando está abaixo da mediana dos valores disponíveis, e a vermelho quando está acima. Para tal, foram criadas duas medidas:</w:t>
+      </w:r>
+    </w:p>
+    <w:p>
+      <w:pPr>
+        <w:pStyle w:val="PargrafodaLista"/>
+        <w:numPr>
+          <w:ilvl w:val="1"/>
+          <w:numId w:val="4"/>
+        </w:numPr>
+      </w:pPr>
+      <w:r>
+        <w:t xml:space="preserve">Uma para atribuir a cor com base na posição relativa à mediana. Foi criada uma medida </w:t>
+      </w:r>
+      <w:r>
+        <w:rPr>
+          <w:highlight w:val="yellow"/>
+        </w:rPr>
+        <w:t xml:space="preserve">[MEDIDA </w:t>
+      </w:r>
+      <w:r>
+        <w:rPr>
+          <w:highlight w:val="yellow"/>
+        </w:rPr>
+        <w:t>3</w:t>
+      </w:r>
+      <w:r>
+        <w:rPr>
+          <w:highlight w:val="yellow"/>
+        </w:rPr>
+        <w:t>]</w:t>
+      </w:r>
+      <w:r>
+        <w:t xml:space="preserve"> que se constitui enquanto campo que define a cor do preço na opção de formatação condicional. </w:t>
+      </w:r>
+    </w:p>
+    <w:p>
+      <w:pPr>
+        <w:pStyle w:val="PargrafodaLista"/>
+        <w:numPr>
+          <w:ilvl w:val="1"/>
+          <w:numId w:val="4"/>
+        </w:numPr>
+      </w:pPr>
+      <w:r>
+        <w:t xml:space="preserve">Uma para obter a mediana dos valores apresentados. Não tendo sido possível obter a mediana de forma automática, uma vez que (1) calculava para todos os valores e (2)  quando se filtravam os valores necessários, a função mediana dava erro, foi necessário calcular tudo a mão. O procedimento seguido, penoso e frustrante, foi o seguinte: </w:t>
+      </w:r>
+      <w:r>
+        <w:rPr>
+          <w:highlight w:val="yellow"/>
+        </w:rPr>
+        <w:t xml:space="preserve">[MEDIDA </w:t>
+      </w:r>
+      <w:r>
+        <w:rPr>
+          <w:highlight w:val="yellow"/>
+        </w:rPr>
+        <w:t>4</w:t>
+      </w:r>
+      <w:r>
+        <w:rPr>
+          <w:highlight w:val="yellow"/>
+        </w:rPr>
+        <w:t>]</w:t>
+      </w:r>
+    </w:p>
+    <w:p>
+      <w:pPr>
+        <w:pStyle w:val="PargrafodaLista"/>
+        <w:ind w:left="1440"/>
+      </w:pPr>
+    </w:p>
+    <w:p>
+      <w:pPr>
+        <w:pStyle w:val="PargrafodaLista"/>
+        <w:numPr>
+          <w:ilvl w:val="0"/>
+          <w:numId w:val="6"/>
+        </w:numPr>
+      </w:pPr>
+      <w:r>
+        <w:rPr>
+          <w:b/>
+          <w:bCs/>
+        </w:rPr>
+        <w:t>Preparação da Tabela de Custos:</w:t>
+      </w:r>
+      <w:r>
+        <w:t xml:space="preserve"> Primeiro, cria-se uma tabela virtual, </w:t>
+      </w:r>
+      <w:proofErr w:type="spellStart"/>
+      <w:r>
+        <w:t>TabelaComCustos</w:t>
+      </w:r>
+      <w:proofErr w:type="spellEnd"/>
+      <w:r>
+        <w:t xml:space="preserve">, resumindo a tabela TARIFARIOS pelas dimensões principais (Comercializador, Potencia, TIPO). A esta tabela é adicionada uma coluna </w:t>
+      </w:r>
+      <w:proofErr w:type="spellStart"/>
+      <w:r>
+        <w:t>CustoCalculado</w:t>
+      </w:r>
+      <w:proofErr w:type="spellEnd"/>
+      <w:r>
+        <w:t>, que contém o valor da medida [</w:t>
+      </w:r>
+      <w:proofErr w:type="spellStart"/>
+      <w:r>
+        <w:t>Custo_Total_Dinamico</w:t>
+      </w:r>
+      <w:proofErr w:type="spellEnd"/>
+      <w:r>
+        <w:t>] para cada combinação única</w:t>
+      </w:r>
+      <w:r>
+        <w:t xml:space="preserve">; </w:t>
+      </w:r>
+    </w:p>
+    <w:p>
+      <w:pPr>
+        <w:pStyle w:val="PargrafodaLista"/>
+        <w:numPr>
+          <w:ilvl w:val="0"/>
+          <w:numId w:val="6"/>
+        </w:numPr>
+      </w:pPr>
+      <w:r>
+        <w:rPr>
+          <w:b/>
+          <w:bCs/>
+        </w:rPr>
+        <w:t>Filtragem e Limpeza dos Dados:</w:t>
+      </w:r>
+      <w:r>
+        <w:t xml:space="preserve"> A tabela </w:t>
+      </w:r>
+      <w:proofErr w:type="spellStart"/>
+      <w:r>
+        <w:t>TabelaComCustos</w:t>
+      </w:r>
+      <w:proofErr w:type="spellEnd"/>
+      <w:r>
+        <w:t xml:space="preserve"> é então filtrada para criar </w:t>
+      </w:r>
+      <w:proofErr w:type="spellStart"/>
+      <w:r>
+        <w:t>TabelaFiltrada</w:t>
+      </w:r>
+      <w:proofErr w:type="spellEnd"/>
+      <w:r>
+        <w:t xml:space="preserve">. Esta etapa remove quaisquer linhas onde o </w:t>
+      </w:r>
+      <w:proofErr w:type="spellStart"/>
+      <w:r>
+        <w:t>CustoCalculado</w:t>
+      </w:r>
+      <w:proofErr w:type="spellEnd"/>
+      <w:r>
+        <w:t xml:space="preserve"> seja vazio (BLANK()) ou igual a zero, garantindo que apenas custos válidos e positivos sejam considerados no cálculo da mediana</w:t>
+      </w:r>
+      <w:r>
+        <w:t xml:space="preserve">; </w:t>
+      </w:r>
+    </w:p>
+    <w:p>
+      <w:pPr>
+        <w:pStyle w:val="PargrafodaLista"/>
+        <w:numPr>
+          <w:ilvl w:val="0"/>
+          <w:numId w:val="6"/>
+        </w:numPr>
+      </w:pPr>
+      <w:r>
+        <w:rPr>
+          <w:b/>
+          <w:bCs/>
+        </w:rPr>
+        <w:lastRenderedPageBreak/>
+        <w:t>Ordenação e Ranking:</w:t>
+      </w:r>
+      <w:r>
+        <w:t xml:space="preserve"> Uma nova tabela, </w:t>
+      </w:r>
+      <w:proofErr w:type="spellStart"/>
+      <w:r>
+        <w:t>TabelaOrdenada</w:t>
+      </w:r>
+      <w:proofErr w:type="spellEnd"/>
+      <w:r>
+        <w:t xml:space="preserve">, é criada a partir da </w:t>
+      </w:r>
+      <w:proofErr w:type="spellStart"/>
+      <w:r>
+        <w:t>TabelaFiltrada</w:t>
+      </w:r>
+      <w:proofErr w:type="spellEnd"/>
+      <w:r>
+        <w:t xml:space="preserve">. Nesta fase, os custos são ordenados por </w:t>
+      </w:r>
+      <w:proofErr w:type="spellStart"/>
+      <w:r>
+        <w:t>CustoCalculado</w:t>
+      </w:r>
+      <w:proofErr w:type="spellEnd"/>
+      <w:r>
+        <w:t xml:space="preserve"> de forma ascendente, e a cada linha é atribuído um Ordem (</w:t>
+      </w:r>
+      <w:proofErr w:type="spellStart"/>
+      <w:r>
+        <w:t>rank</w:t>
+      </w:r>
+      <w:proofErr w:type="spellEnd"/>
+      <w:r>
+        <w:t xml:space="preserve">), que será essencial para identificar </w:t>
+      </w:r>
+      <w:r>
+        <w:t xml:space="preserve">a posição, ou posições, central. </w:t>
+      </w:r>
+    </w:p>
+    <w:p>
+      <w:pPr>
+        <w:pStyle w:val="PargrafodaLista"/>
+        <w:numPr>
+          <w:ilvl w:val="0"/>
+          <w:numId w:val="6"/>
+        </w:numPr>
+      </w:pPr>
+      <w:r>
+        <w:rPr>
+          <w:b/>
+          <w:bCs/>
+        </w:rPr>
+        <w:t>Cálculo da Mediana:</w:t>
+      </w:r>
+      <w:r>
+        <w:t xml:space="preserve"> Finalmente, a medida determina o número total de linhas válidas (</w:t>
+      </w:r>
+      <w:proofErr w:type="spellStart"/>
+      <w:r>
+        <w:t>TotalLinhas</w:t>
+      </w:r>
+      <w:proofErr w:type="spellEnd"/>
+      <w:r>
+        <w:t xml:space="preserve">) e a </w:t>
+      </w:r>
+      <w:proofErr w:type="spellStart"/>
+      <w:r>
+        <w:t>PosicaoMediana</w:t>
+      </w:r>
+      <w:proofErr w:type="spellEnd"/>
+      <w:r>
+        <w:t>. Verifica se o número de elementos é par ou ímpar:</w:t>
+      </w:r>
+    </w:p>
+    <w:p>
+      <w:pPr>
+        <w:numPr>
+          <w:ilvl w:val="1"/>
+          <w:numId w:val="6"/>
+        </w:numPr>
+        <w:tabs>
+          <w:tab w:val="num" w:pos="1440"/>
+        </w:tabs>
+      </w:pPr>
+      <w:r>
+        <w:rPr>
+          <w:b/>
+          <w:bCs/>
+        </w:rPr>
+        <w:t>Se for par</w:t>
+      </w:r>
+      <w:r>
+        <w:t xml:space="preserve">, a mediana é a média dos dois valores centrais na </w:t>
+      </w:r>
+      <w:proofErr w:type="spellStart"/>
+      <w:r>
+        <w:t>TabelaOrdenada</w:t>
+      </w:r>
+      <w:proofErr w:type="spellEnd"/>
+      <w:r>
+        <w:t>.</w:t>
+      </w:r>
+    </w:p>
+    <w:p>
+      <w:pPr>
+        <w:numPr>
+          <w:ilvl w:val="1"/>
+          <w:numId w:val="6"/>
+        </w:numPr>
+        <w:tabs>
+          <w:tab w:val="num" w:pos="1440"/>
+        </w:tabs>
+      </w:pPr>
+      <w:r>
+        <w:rPr>
+          <w:b/>
+          <w:bCs/>
+        </w:rPr>
+        <w:t>Se for ímpar</w:t>
+      </w:r>
+      <w:r>
+        <w:t xml:space="preserve">, a mediana é simplesmente o valor no meio da </w:t>
+      </w:r>
+      <w:proofErr w:type="spellStart"/>
+      <w:r>
+        <w:t>TabelaOrdenada</w:t>
+      </w:r>
+      <w:proofErr w:type="spellEnd"/>
+      <w:r>
+        <w:t>. Se não houver linhas válidas, a medida retorna BLANK().</w:t>
+      </w:r>
+    </w:p>
+    <w:p/>
+    <w:p>
+      <w:pPr>
+        <w:pStyle w:val="PargrafodaLista"/>
+        <w:numPr>
+          <w:ilvl w:val="0"/>
+          <w:numId w:val="4"/>
+        </w:numPr>
+      </w:pPr>
+      <w:r>
+        <w:t xml:space="preserve">Ao tipo de tarifa, para distinguir entre as tarifas fixas e </w:t>
+      </w:r>
+      <w:proofErr w:type="spellStart"/>
+      <w:r>
+        <w:t>bi-horárias</w:t>
+      </w:r>
+      <w:proofErr w:type="spellEnd"/>
+      <w:r>
+        <w:t>. Esta cor foi também aplicada à caixa que contem os resultados, que comentamos em seguida;</w:t>
+      </w:r>
+    </w:p>
+    <w:p>
+      <w:pPr>
+        <w:pStyle w:val="PargrafodaLista"/>
+      </w:pPr>
+    </w:p>
+    <w:p>
+      <w:pPr>
+        <w:pStyle w:val="PargrafodaLista"/>
+        <w:numPr>
+          <w:ilvl w:val="0"/>
+          <w:numId w:val="5"/>
+        </w:numPr>
+        <w:pBdr>
+          <w:bottom w:val="single" w:sz="8" w:space="1" w:color="auto"/>
+        </w:pBdr>
+      </w:pPr>
+      <w:r>
+        <w:t xml:space="preserve">Quadro resumo da melhor escolha: </w:t>
+      </w:r>
+    </w:p>
+    <w:p>
+      <w:pPr>
+        <w:pStyle w:val="PargrafodaLista"/>
+      </w:pPr>
+    </w:p>
+    <w:p>
+      <w:pPr>
+        <w:pStyle w:val="PargrafodaLista"/>
+      </w:pPr>
+      <w:r>
+        <w:t xml:space="preserve">Com os resultados obtidos, (1) foi definido um fundo com a cor correspondente ao tipo de tarifa (amarelo para </w:t>
+      </w:r>
+      <w:proofErr w:type="spellStart"/>
+      <w:r>
+        <w:t>bi-horária</w:t>
+      </w:r>
+      <w:proofErr w:type="spellEnd"/>
+      <w:r>
+        <w:t>; azul para simples), e foram criadas as seguintes medidas:</w:t>
+      </w:r>
+    </w:p>
+    <w:p>
+      <w:pPr>
+        <w:pStyle w:val="PargrafodaLista"/>
+        <w:numPr>
+          <w:ilvl w:val="1"/>
+          <w:numId w:val="5"/>
+        </w:numPr>
+      </w:pPr>
+      <w:r>
+        <w:t xml:space="preserve">Identificação do valor mais baixo; </w:t>
+      </w:r>
+      <w:r>
+        <w:rPr>
+          <w:highlight w:val="yellow"/>
+        </w:rPr>
+        <w:t>[MEDIDA 5]</w:t>
+      </w:r>
+    </w:p>
+    <w:p>
+      <w:pPr>
+        <w:pStyle w:val="PargrafodaLista"/>
+        <w:numPr>
+          <w:ilvl w:val="1"/>
+          <w:numId w:val="5"/>
+        </w:numPr>
+      </w:pPr>
+      <w:r>
+        <w:t xml:space="preserve">Identificação do comercializador e do tipo de tarifa </w:t>
+      </w:r>
+      <w:r>
+        <w:rPr>
+          <w:highlight w:val="yellow"/>
+        </w:rPr>
+        <w:t>[MEDIDAS 6 e 7]</w:t>
+      </w:r>
     </w:p>
     <w:p>
       <w:pPr>
@@ -701,6 +2217,119 @@
     </w:lvl>
   </w:abstractNum>
   <w:abstractNum w:abstractNumId="1" w15:restartNumberingAfterBreak="0">
+    <w:nsid w:val="1C220B12"/>
+    <w:multiLevelType w:val="hybridMultilevel"/>
+    <w:tmpl w:val="F522A3F2"/>
+    <w:lvl w:ilvl="0" w:tplc="406857C0">
+      <w:start w:val="2"/>
+      <w:numFmt w:val="bullet"/>
+      <w:lvlText w:val=""/>
+      <w:lvlJc w:val="left"/>
+      <w:pPr>
+        <w:ind w:left="720" w:hanging="360"/>
+      </w:pPr>
+      <w:rPr>
+        <w:rFonts w:ascii="Symbol" w:eastAsiaTheme="minorHAnsi" w:hAnsi="Symbol" w:cstheme="minorBidi" w:hint="default"/>
+      </w:rPr>
+    </w:lvl>
+    <w:lvl w:ilvl="1" w:tplc="08160003">
+      <w:start w:val="1"/>
+      <w:numFmt w:val="bullet"/>
+      <w:lvlText w:val="o"/>
+      <w:lvlJc w:val="left"/>
+      <w:pPr>
+        <w:ind w:left="1440" w:hanging="360"/>
+      </w:pPr>
+      <w:rPr>
+        <w:rFonts w:ascii="Courier New" w:hAnsi="Courier New" w:cs="Courier New" w:hint="default"/>
+      </w:rPr>
+    </w:lvl>
+    <w:lvl w:ilvl="2" w:tplc="08160005">
+      <w:start w:val="1"/>
+      <w:numFmt w:val="bullet"/>
+      <w:lvlText w:val=""/>
+      <w:lvlJc w:val="left"/>
+      <w:pPr>
+        <w:ind w:left="2160" w:hanging="360"/>
+      </w:pPr>
+      <w:rPr>
+        <w:rFonts w:ascii="Wingdings" w:hAnsi="Wingdings" w:hint="default"/>
+      </w:rPr>
+    </w:lvl>
+    <w:lvl w:ilvl="3" w:tplc="08160001" w:tentative="1">
+      <w:start w:val="1"/>
+      <w:numFmt w:val="bullet"/>
+      <w:lvlText w:val=""/>
+      <w:lvlJc w:val="left"/>
+      <w:pPr>
+        <w:ind w:left="2880" w:hanging="360"/>
+      </w:pPr>
+      <w:rPr>
+        <w:rFonts w:ascii="Symbol" w:hAnsi="Symbol" w:hint="default"/>
+      </w:rPr>
+    </w:lvl>
+    <w:lvl w:ilvl="4" w:tplc="08160003" w:tentative="1">
+      <w:start w:val="1"/>
+      <w:numFmt w:val="bullet"/>
+      <w:lvlText w:val="o"/>
+      <w:lvlJc w:val="left"/>
+      <w:pPr>
+        <w:ind w:left="3600" w:hanging="360"/>
+      </w:pPr>
+      <w:rPr>
+        <w:rFonts w:ascii="Courier New" w:hAnsi="Courier New" w:cs="Courier New" w:hint="default"/>
+      </w:rPr>
+    </w:lvl>
+    <w:lvl w:ilvl="5" w:tplc="08160005" w:tentative="1">
+      <w:start w:val="1"/>
+      <w:numFmt w:val="bullet"/>
+      <w:lvlText w:val=""/>
+      <w:lvlJc w:val="left"/>
+      <w:pPr>
+        <w:ind w:left="4320" w:hanging="360"/>
+      </w:pPr>
+      <w:rPr>
+        <w:rFonts w:ascii="Wingdings" w:hAnsi="Wingdings" w:hint="default"/>
+      </w:rPr>
+    </w:lvl>
+    <w:lvl w:ilvl="6" w:tplc="08160001" w:tentative="1">
+      <w:start w:val="1"/>
+      <w:numFmt w:val="bullet"/>
+      <w:lvlText w:val=""/>
+      <w:lvlJc w:val="left"/>
+      <w:pPr>
+        <w:ind w:left="5040" w:hanging="360"/>
+      </w:pPr>
+      <w:rPr>
+        <w:rFonts w:ascii="Symbol" w:hAnsi="Symbol" w:hint="default"/>
+      </w:rPr>
+    </w:lvl>
+    <w:lvl w:ilvl="7" w:tplc="08160003" w:tentative="1">
+      <w:start w:val="1"/>
+      <w:numFmt w:val="bullet"/>
+      <w:lvlText w:val="o"/>
+      <w:lvlJc w:val="left"/>
+      <w:pPr>
+        <w:ind w:left="5760" w:hanging="360"/>
+      </w:pPr>
+      <w:rPr>
+        <w:rFonts w:ascii="Courier New" w:hAnsi="Courier New" w:cs="Courier New" w:hint="default"/>
+      </w:rPr>
+    </w:lvl>
+    <w:lvl w:ilvl="8" w:tplc="08160005" w:tentative="1">
+      <w:start w:val="1"/>
+      <w:numFmt w:val="bullet"/>
+      <w:lvlText w:val=""/>
+      <w:lvlJc w:val="left"/>
+      <w:pPr>
+        <w:ind w:left="6480" w:hanging="360"/>
+      </w:pPr>
+      <w:rPr>
+        <w:rFonts w:ascii="Wingdings" w:hAnsi="Wingdings" w:hint="default"/>
+      </w:rPr>
+    </w:lvl>
+  </w:abstractNum>
+  <w:abstractNum w:abstractNumId="2" w15:restartNumberingAfterBreak="0">
     <w:nsid w:val="4E3C1CB7"/>
     <w:multiLevelType w:val="hybridMultilevel"/>
     <w:tmpl w:val="2AB24252"/>
@@ -789,7 +2418,7 @@
       </w:pPr>
     </w:lvl>
   </w:abstractNum>
-  <w:abstractNum w:abstractNumId="2" w15:restartNumberingAfterBreak="0">
+  <w:abstractNum w:abstractNumId="3" w15:restartNumberingAfterBreak="0">
     <w:nsid w:val="5DB52200"/>
     <w:multiLevelType w:val="hybridMultilevel"/>
     <w:tmpl w:val="59160B70"/>
@@ -878,14 +2507,261 @@
       </w:pPr>
     </w:lvl>
   </w:abstractNum>
+  <w:abstractNum w:abstractNumId="4" w15:restartNumberingAfterBreak="0">
+    <w:nsid w:val="6A0B6D78"/>
+    <w:multiLevelType w:val="multilevel"/>
+    <w:tmpl w:val="07D2653C"/>
+    <w:lvl w:ilvl="0">
+      <w:start w:val="1"/>
+      <w:numFmt w:val="decimal"/>
+      <w:lvlText w:val="%1)"/>
+      <w:lvlJc w:val="left"/>
+      <w:pPr>
+        <w:tabs>
+          <w:tab w:val="num" w:pos="1428"/>
+        </w:tabs>
+        <w:ind w:left="1428" w:hanging="360"/>
+      </w:pPr>
+      <w:rPr>
+        <w:rFonts w:hint="default"/>
+        <w:sz w:val="20"/>
+      </w:rPr>
+    </w:lvl>
+    <w:lvl w:ilvl="1">
+      <w:start w:val="1"/>
+      <w:numFmt w:val="bullet"/>
+      <w:lvlText w:val="o"/>
+      <w:lvlJc w:val="left"/>
+      <w:pPr>
+        <w:tabs>
+          <w:tab w:val="num" w:pos="2148"/>
+        </w:tabs>
+        <w:ind w:left="2148" w:hanging="360"/>
+      </w:pPr>
+      <w:rPr>
+        <w:rFonts w:ascii="Courier New" w:hAnsi="Courier New" w:hint="default"/>
+        <w:sz w:val="20"/>
+      </w:rPr>
+    </w:lvl>
+    <w:lvl w:ilvl="2" w:tentative="1">
+      <w:start w:val="1"/>
+      <w:numFmt w:val="bullet"/>
+      <w:lvlText w:val=""/>
+      <w:lvlJc w:val="left"/>
+      <w:pPr>
+        <w:tabs>
+          <w:tab w:val="num" w:pos="2868"/>
+        </w:tabs>
+        <w:ind w:left="2868" w:hanging="360"/>
+      </w:pPr>
+      <w:rPr>
+        <w:rFonts w:ascii="Wingdings" w:hAnsi="Wingdings" w:hint="default"/>
+        <w:sz w:val="20"/>
+      </w:rPr>
+    </w:lvl>
+    <w:lvl w:ilvl="3" w:tentative="1">
+      <w:start w:val="1"/>
+      <w:numFmt w:val="bullet"/>
+      <w:lvlText w:val=""/>
+      <w:lvlJc w:val="left"/>
+      <w:pPr>
+        <w:tabs>
+          <w:tab w:val="num" w:pos="3588"/>
+        </w:tabs>
+        <w:ind w:left="3588" w:hanging="360"/>
+      </w:pPr>
+      <w:rPr>
+        <w:rFonts w:ascii="Wingdings" w:hAnsi="Wingdings" w:hint="default"/>
+        <w:sz w:val="20"/>
+      </w:rPr>
+    </w:lvl>
+    <w:lvl w:ilvl="4" w:tentative="1">
+      <w:start w:val="1"/>
+      <w:numFmt w:val="bullet"/>
+      <w:lvlText w:val=""/>
+      <w:lvlJc w:val="left"/>
+      <w:pPr>
+        <w:tabs>
+          <w:tab w:val="num" w:pos="4308"/>
+        </w:tabs>
+        <w:ind w:left="4308" w:hanging="360"/>
+      </w:pPr>
+      <w:rPr>
+        <w:rFonts w:ascii="Wingdings" w:hAnsi="Wingdings" w:hint="default"/>
+        <w:sz w:val="20"/>
+      </w:rPr>
+    </w:lvl>
+    <w:lvl w:ilvl="5" w:tentative="1">
+      <w:start w:val="1"/>
+      <w:numFmt w:val="bullet"/>
+      <w:lvlText w:val=""/>
+      <w:lvlJc w:val="left"/>
+      <w:pPr>
+        <w:tabs>
+          <w:tab w:val="num" w:pos="5028"/>
+        </w:tabs>
+        <w:ind w:left="5028" w:hanging="360"/>
+      </w:pPr>
+      <w:rPr>
+        <w:rFonts w:ascii="Wingdings" w:hAnsi="Wingdings" w:hint="default"/>
+        <w:sz w:val="20"/>
+      </w:rPr>
+    </w:lvl>
+    <w:lvl w:ilvl="6" w:tentative="1">
+      <w:start w:val="1"/>
+      <w:numFmt w:val="bullet"/>
+      <w:lvlText w:val=""/>
+      <w:lvlJc w:val="left"/>
+      <w:pPr>
+        <w:tabs>
+          <w:tab w:val="num" w:pos="5748"/>
+        </w:tabs>
+        <w:ind w:left="5748" w:hanging="360"/>
+      </w:pPr>
+      <w:rPr>
+        <w:rFonts w:ascii="Wingdings" w:hAnsi="Wingdings" w:hint="default"/>
+        <w:sz w:val="20"/>
+      </w:rPr>
+    </w:lvl>
+    <w:lvl w:ilvl="7" w:tentative="1">
+      <w:start w:val="1"/>
+      <w:numFmt w:val="bullet"/>
+      <w:lvlText w:val=""/>
+      <w:lvlJc w:val="left"/>
+      <w:pPr>
+        <w:tabs>
+          <w:tab w:val="num" w:pos="6468"/>
+        </w:tabs>
+        <w:ind w:left="6468" w:hanging="360"/>
+      </w:pPr>
+      <w:rPr>
+        <w:rFonts w:ascii="Wingdings" w:hAnsi="Wingdings" w:hint="default"/>
+        <w:sz w:val="20"/>
+      </w:rPr>
+    </w:lvl>
+    <w:lvl w:ilvl="8" w:tentative="1">
+      <w:start w:val="1"/>
+      <w:numFmt w:val="bullet"/>
+      <w:lvlText w:val=""/>
+      <w:lvlJc w:val="left"/>
+      <w:pPr>
+        <w:tabs>
+          <w:tab w:val="num" w:pos="7188"/>
+        </w:tabs>
+        <w:ind w:left="7188" w:hanging="360"/>
+      </w:pPr>
+      <w:rPr>
+        <w:rFonts w:ascii="Wingdings" w:hAnsi="Wingdings" w:hint="default"/>
+        <w:sz w:val="20"/>
+      </w:rPr>
+    </w:lvl>
+  </w:abstractNum>
+  <w:abstractNum w:abstractNumId="5" w15:restartNumberingAfterBreak="0">
+    <w:nsid w:val="6C567700"/>
+    <w:multiLevelType w:val="hybridMultilevel"/>
+    <w:tmpl w:val="2DE8752C"/>
+    <w:lvl w:ilvl="0" w:tplc="08160011">
+      <w:start w:val="1"/>
+      <w:numFmt w:val="decimal"/>
+      <w:lvlText w:val="%1)"/>
+      <w:lvlJc w:val="left"/>
+      <w:pPr>
+        <w:ind w:left="720" w:hanging="360"/>
+      </w:pPr>
+      <w:rPr>
+        <w:rFonts w:hint="default"/>
+      </w:rPr>
+    </w:lvl>
+    <w:lvl w:ilvl="1" w:tplc="08160019">
+      <w:start w:val="1"/>
+      <w:numFmt w:val="lowerLetter"/>
+      <w:lvlText w:val="%2."/>
+      <w:lvlJc w:val="left"/>
+      <w:pPr>
+        <w:ind w:left="1440" w:hanging="360"/>
+      </w:pPr>
+    </w:lvl>
+    <w:lvl w:ilvl="2" w:tplc="0816001B">
+      <w:start w:val="1"/>
+      <w:numFmt w:val="lowerRoman"/>
+      <w:lvlText w:val="%3."/>
+      <w:lvlJc w:val="right"/>
+      <w:pPr>
+        <w:ind w:left="2160" w:hanging="180"/>
+      </w:pPr>
+    </w:lvl>
+    <w:lvl w:ilvl="3" w:tplc="0816000F" w:tentative="1">
+      <w:start w:val="1"/>
+      <w:numFmt w:val="decimal"/>
+      <w:lvlText w:val="%4."/>
+      <w:lvlJc w:val="left"/>
+      <w:pPr>
+        <w:ind w:left="2880" w:hanging="360"/>
+      </w:pPr>
+    </w:lvl>
+    <w:lvl w:ilvl="4" w:tplc="08160019" w:tentative="1">
+      <w:start w:val="1"/>
+      <w:numFmt w:val="lowerLetter"/>
+      <w:lvlText w:val="%5."/>
+      <w:lvlJc w:val="left"/>
+      <w:pPr>
+        <w:ind w:left="3600" w:hanging="360"/>
+      </w:pPr>
+    </w:lvl>
+    <w:lvl w:ilvl="5" w:tplc="0816001B" w:tentative="1">
+      <w:start w:val="1"/>
+      <w:numFmt w:val="lowerRoman"/>
+      <w:lvlText w:val="%6."/>
+      <w:lvlJc w:val="right"/>
+      <w:pPr>
+        <w:ind w:left="4320" w:hanging="180"/>
+      </w:pPr>
+    </w:lvl>
+    <w:lvl w:ilvl="6" w:tplc="0816000F" w:tentative="1">
+      <w:start w:val="1"/>
+      <w:numFmt w:val="decimal"/>
+      <w:lvlText w:val="%7."/>
+      <w:lvlJc w:val="left"/>
+      <w:pPr>
+        <w:ind w:left="5040" w:hanging="360"/>
+      </w:pPr>
+    </w:lvl>
+    <w:lvl w:ilvl="7" w:tplc="08160019" w:tentative="1">
+      <w:start w:val="1"/>
+      <w:numFmt w:val="lowerLetter"/>
+      <w:lvlText w:val="%8."/>
+      <w:lvlJc w:val="left"/>
+      <w:pPr>
+        <w:ind w:left="5760" w:hanging="360"/>
+      </w:pPr>
+    </w:lvl>
+    <w:lvl w:ilvl="8" w:tplc="0816001B" w:tentative="1">
+      <w:start w:val="1"/>
+      <w:numFmt w:val="lowerRoman"/>
+      <w:lvlText w:val="%9."/>
+      <w:lvlJc w:val="right"/>
+      <w:pPr>
+        <w:ind w:left="6480" w:hanging="180"/>
+      </w:pPr>
+    </w:lvl>
+  </w:abstractNum>
   <w:num w:numId="1" w16cid:durableId="235864392">
-    <w:abstractNumId w:val="1"/>
+    <w:abstractNumId w:val="2"/>
   </w:num>
   <w:num w:numId="2" w16cid:durableId="1004673685">
     <w:abstractNumId w:val="0"/>
   </w:num>
   <w:num w:numId="3" w16cid:durableId="1291008796">
-    <w:abstractNumId w:val="2"/>
+    <w:abstractNumId w:val="3"/>
+  </w:num>
+  <w:num w:numId="4" w16cid:durableId="1065252829">
+    <w:abstractNumId w:val="1"/>
+  </w:num>
+  <w:num w:numId="5" w16cid:durableId="1911501136">
+    <w:abstractNumId w:val="5"/>
+  </w:num>
+  <w:num w:numId="6" w16cid:durableId="321204287">
+    <w:abstractNumId w:val="4"/>
   </w:num>
 </w:numbering>
 </file>
@@ -1493,6 +3369,7 @@
   <w:style w:type="character" w:default="1" w:styleId="Tipodeletrapredefinidodopargrafo">
     <w:name w:val="Default Paragraph Font"/>
     <w:uiPriority w:val="1"/>
+    <w:semiHidden/>
     <w:unhideWhenUsed/>
   </w:style>
   <w:style w:type="table" w:default="1" w:styleId="Tabelanormal">
@@ -1844,6 +3721,25 @@
       <w:shd w:val="clear" w:color="auto" w:fill="E1DFDD"/>
     </w:rPr>
   </w:style>
+  <w:style w:type="table" w:styleId="TabelacomGrelha">
+    <w:name w:val="Table Grid"/>
+    <w:basedOn w:val="Tabelanormal"/>
+    <w:uiPriority w:val="39"/>
+    <w:rsid w:val="00C8663A"/>
+    <w:pPr>
+      <w:spacing w:after="0" w:line="240" w:lineRule="auto"/>
+    </w:pPr>
+    <w:tblPr>
+      <w:tblBorders>
+        <w:top w:val="single" w:sz="4" w:space="0" w:color="auto"/>
+        <w:left w:val="single" w:sz="4" w:space="0" w:color="auto"/>
+        <w:bottom w:val="single" w:sz="4" w:space="0" w:color="auto"/>
+        <w:right w:val="single" w:sz="4" w:space="0" w:color="auto"/>
+        <w:insideH w:val="single" w:sz="4" w:space="0" w:color="auto"/>
+        <w:insideV w:val="single" w:sz="4" w:space="0" w:color="auto"/>
+      </w:tblBorders>
+    </w:tblPr>
+  </w:style>
 </w:styles>
 </file>
 
